--- a/descargas/infantil/word/PRESENTE_infantil_completo.docx
+++ b/descargas/infantil/word/PRESENTE_infantil_completo.docx
@@ -4965,267 +4965,24 @@
           <w:bCs/>
           <w:color w:val="22708C"/>
         </w:rPr>
-        <w:t xml:space="preserve">Palabra de Dios (adaptada, Mc 13, 33-37)</w:t>
-      </w:r>
-    </w:p>
-    <w:p>
-      <w:pPr>
-        <w:pStyle w:val="Cuerpo"/>
-      </w:pPr>
-      <w:r>
-        <w:rPr/>
-        <w:t xml:space="preserve">«Jesús dijo a sus amigos: estad atentos, estad despiertos, porque el dueño de la casa va a volver y no sabéis cuándo. ¡Que no os encuentre dormidos!».</w:t>
-      </w:r>
-    </w:p>
-    <w:p>
-      <w:pPr>
-        <w:pStyle w:val="Apartado"/>
-      </w:pPr>
-      <w:r>
-        <w:rPr>
-          <w:b/>
-          <w:bCs/>
-          <w:color w:val="22708C"/>
-        </w:rPr>
-        <w:t xml:space="preserve">Reflexión (con preguntas)</w:t>
-      </w:r>
-    </w:p>
-    <w:p>
-      <w:pPr>
-        <w:pStyle w:val="Lista"/>
-        <w:numPr>
-          <w:ilvl w:val="0"/>
-          <w:numId w:val="1"/>
-        </w:numPr>
-      </w:pPr>
-      <w:r>
-        <w:rPr/>
-        <w:t xml:space="preserve">¿A quién esperamos en Navidad? (A Jesús).</w:t>
-      </w:r>
-    </w:p>
-    <w:p>
-      <w:pPr>
-        <w:pStyle w:val="Lista"/>
-        <w:numPr>
-          <w:ilvl w:val="0"/>
-          <w:numId w:val="1"/>
-        </w:numPr>
-      </w:pPr>
-      <w:r>
-        <w:rPr/>
-        <w:t xml:space="preserve">¿Cómo lo esperamos? Con los ojos abiertos (señalamos los ojos), con las manos que ayudan (mostramos las manos) y con el corazón contento (mano en el corazón).</w:t>
-      </w:r>
-    </w:p>
-    <w:p>
-      <w:pPr>
-        <w:pStyle w:val="Apartado"/>
-      </w:pPr>
-      <w:r>
-        <w:rPr>
-          <w:b/>
-          <w:bCs/>
-          <w:color w:val="22708C"/>
-        </w:rPr>
-        <w:t xml:space="preserve">Gesto</w:t>
-      </w:r>
-    </w:p>
-    <w:p>
-      <w:pPr>
-        <w:pStyle w:val="Cuerpo"/>
-      </w:pPr>
-      <w:r>
-        <w:rPr/>
-        <w:t xml:space="preserve">Cada niño dibuja su cara en un círculo de papel con su nombre y lo mete en la caja diciendo «¡Presente!». La caja queda en clase toda la temporada.</w:t>
-      </w:r>
-    </w:p>
-    <w:p>
-      <w:pPr>
-        <w:pStyle w:val="Apartado"/>
-      </w:pPr>
-      <w:r>
-        <w:rPr>
-          <w:b/>
-          <w:bCs/>
-          <w:color w:val="22708C"/>
-        </w:rPr>
-        <w:t xml:space="preserve">Oración</w:t>
-      </w:r>
-    </w:p>
-    <w:p>
-      <w:pPr>
-        <w:pStyle w:val="Cuerpo"/>
-      </w:pPr>
-      <w:r>
-        <w:rPr/>
-        <w:t xml:space="preserve">Repetimos con gestos: «Jesús (brazos arriba), aquí (señalamos el suelo) y ahora (palmada) te esperamos (brazos abiertos). ¡Ven, Señor!». Avemaría.</w:t>
-      </w:r>
-    </w:p>
-    <w:p>
-      <w:pPr>
-        <w:pStyle w:val="Apartado"/>
-      </w:pPr>
-      <w:r>
-        <w:rPr>
-          <w:b/>
-          <w:bCs/>
-          <w:color w:val="22708C"/>
-        </w:rPr>
-        <w:t xml:space="preserve">Señal de la cruz</w:t>
-      </w:r>
-    </w:p>
-    <w:p>
-      <w:pPr>
-        <w:pStyle w:val="Cuerpo"/>
-      </w:pPr>
-      <w:r>
-        <w:rPr/>
-        <w:t xml:space="preserve">En el nombre del Padre, del Hijo y del Espíritu Santo. Amén.</w:t>
-      </w:r>
-    </w:p>
-    <w:p>
-      <w:pPr>
-        <w:pStyle w:val="Apartado"/>
-      </w:pPr>
-      <w:r>
-        <w:rPr>
-          <w:b/>
-          <w:bCs/>
-          <w:color w:val="22708C"/>
-        </w:rPr>
-        <w:t xml:space="preserve">Materiales</w:t>
-      </w:r>
-    </w:p>
-    <w:p>
-      <w:pPr>
-        <w:pStyle w:val="Cuerpo"/>
-      </w:pPr>
-      <w:r>
-        <w:rPr/>
-        <w:t xml:space="preserve">Caja de regalo grande, corona de Adviento, círculos de papel, ceras, lista de clase.</w:t>
-      </w:r>
-    </w:p>
-    <w:p>
-      <w:pPr>
-        <w:pStyle w:val="Antetitulo"/>
-        <w:pageBreakBefore/>
-      </w:pPr>
-      <w:r>
-        <w:rPr>
-          <w:b/>
-          <w:bCs/>
-          <w:color w:val="22708C"/>
-          <w:spacing w:val="30"/>
-          <w:sz w:val="20"/>
-          <w:szCs w:val="20"/>
-        </w:rPr>
-        <w:t xml:space="preserve">EUCARISTÍA DE ADVIENTO</w:t>
-      </w:r>
-    </w:p>
-    <w:p>
-      <w:pPr>
-        <w:pStyle w:val="Ttulo1"/>
-        <w:pBdr>
-          <w:bottom w:val="single" w:sz="24" w:space="6" w:color="3490B0"/>
-        </w:pBdr>
-      </w:pPr>
-      <w:bookmarkStart w:id="21" w:name="_Toc000021"/>
-      <w:r>
-        <w:rPr>
-          <w:b/>
-          <w:bCs/>
-          <w:color w:val="1D2C33"/>
-        </w:rPr>
-        <w:t xml:space="preserve">«¡Jesús está aquí!»</w:t>
-      </w:r>
-      <w:bookmarkEnd w:id="21"/>
-    </w:p>
-    <w:p>
-      <w:pPr>
-        <w:pStyle w:val="Apartado"/>
-      </w:pPr>
-      <w:r>
-        <w:rPr>
-          <w:b/>
-          <w:bCs/>
-          <w:color w:val="22708C"/>
-        </w:rPr>
-        <w:t xml:space="preserve">Objetivos</w:t>
-      </w:r>
-    </w:p>
-    <w:p>
-      <w:pPr>
-        <w:pStyle w:val="Cuerpo"/>
-      </w:pPr>
-      <w:r>
-        <w:rPr/>
-        <w:t xml:space="preserve">Descubrir que en la misa Jesús se hace presente de verdad; participar con gestos, cantos y silencio; ofrecer a Jesús nuestra caja y nuestros regalos para los demás.</w:t>
-      </w:r>
-    </w:p>
-    <w:p>
-      <w:pPr>
-        <w:pStyle w:val="Apartado"/>
-      </w:pPr>
-      <w:r>
-        <w:rPr>
-          <w:b/>
-          <w:bCs/>
-          <w:color w:val="22708C"/>
-        </w:rPr>
-        <w:t xml:space="preserve">Temporalización</w:t>
-      </w:r>
-    </w:p>
-    <w:p>
-      <w:pPr>
-        <w:pStyle w:val="Cuerpo"/>
-      </w:pPr>
-      <w:r>
-        <w:rPr/>
-        <w:t xml:space="preserve">30 minutos como máximo, en la 3ª semana (14-18 dic), en la capilla. Es una misa muy sencilla: conviene acordar con el sacerdote las adaptaciones que permite el </w:t>
-      </w:r>
-      <w:r>
-        <w:rPr>
-          <w:i/>
-          <w:iCs/>
-        </w:rPr>
-        <w:t xml:space="preserve">Directorio para las Misas con niños</w:t>
-      </w:r>
-      <w:r>
-        <w:rPr/>
-        <w:t xml:space="preserve"> (una sola lectura, moniciones breves, cantos con gestos). En Adviento no se dice el Gloria.</w:t>
-      </w:r>
-    </w:p>
-    <w:p>
-      <w:pPr>
-        <w:pStyle w:val="Apartado"/>
-      </w:pPr>
-      <w:r>
-        <w:rPr>
-          <w:b/>
-          <w:bCs/>
-          <w:color w:val="22708C"/>
-        </w:rPr>
-        <w:t xml:space="preserve">Lecturas</w:t>
-      </w:r>
-    </w:p>
-    <w:p>
-      <w:pPr>
-        <w:pStyle w:val="Cuerpo"/>
-      </w:pPr>
-      <w:r>
-        <w:rPr/>
-        <w:t xml:space="preserve">Evangelio del III Domingo de Adviento, ciclo B (</w:t>
-      </w:r>
+        <w:t xml:space="preserve">Palabra de Dios</w:t>
+      </w:r>
+    </w:p>
+    <w:p>
+      <w:pPr>
+        <w:pStyle w:val="Cuerpo"/>
+      </w:pPr>
       <w:hyperlink r:id="rIdL13" w:history="1">
         <w:r>
           <w:rPr>
             <w:rStyle w:val="Hipervnculo"/>
           </w:rPr>
-          <w:t xml:space="preserve">Jn 1, 6-8.19-28</w:t>
+          <w:t xml:space="preserve">Mc 13, 33-37</w:t>
         </w:r>
       </w:hyperlink>
       <w:r>
         <w:rPr/>
-        <w:t xml:space="preserve">), leído en una versión breve o infantil si el sacerdote lo ve oportuno.</w:t>
+        <w:t xml:space="preserve">. Para los más pequeños se puede contar con estas palabras: «Jesús dijo a sus amigos: estad atentos, estad despiertos, porque el dueño de la casa va a volver y no sabéis cuándo. ¡Que no os encuentre dormidos!».</w:t>
       </w:r>
     </w:p>
     <w:p>
@@ -5255,7 +5012,7 @@
           <w:sz w:val="18"/>
           <w:szCs w:val="18"/>
         </w:rPr>
-        <w:t xml:space="preserve">Evangelio según san Juan  </w:t>
+        <w:t xml:space="preserve">Evangelio según san Marcos  </w:t>
       </w:r>
       <w:r>
         <w:rPr>
@@ -5265,7 +5022,7 @@
           <w:sz w:val="18"/>
           <w:szCs w:val="18"/>
         </w:rPr>
-        <w:t xml:space="preserve">Jn 1, 6-8.19-28</w:t>
+        <w:t xml:space="preserve">Mc 13, 33-37</w:t>
       </w:r>
     </w:p>
     <w:p>
@@ -5285,11 +5042,11 @@
           <w:color w:val="22708C"/>
           <w:vertAlign w:val="superscript"/>
         </w:rPr>
-        <w:t xml:space="preserve">6</w:t>
-      </w:r>
-      <w:r>
-        <w:rPr/>
-        <w:t xml:space="preserve">Surgió un hombre enviado por Dios, que se llamaba Juan: </w:t>
+        <w:t xml:space="preserve">33</w:t>
+      </w:r>
+      <w:r>
+        <w:rPr/>
+        <w:t xml:space="preserve">Estad atentos, vigilad: pues no sabéis cuándo es el momento. </w:t>
       </w:r>
       <w:r>
         <w:rPr>
@@ -5297,11 +5054,11 @@
           <w:color w:val="22708C"/>
           <w:vertAlign w:val="superscript"/>
         </w:rPr>
-        <w:t xml:space="preserve">7</w:t>
-      </w:r>
-      <w:r>
-        <w:rPr/>
-        <w:t xml:space="preserve">este venía como testigo, para dar testimonio de la luz, para que todos creyeran por medio de él. </w:t>
+        <w:t xml:space="preserve">34</w:t>
+      </w:r>
+      <w:r>
+        <w:rPr/>
+        <w:t xml:space="preserve">Es igual que un hombre que se fue de viaje, y dejó su casa y dio a cada uno de sus criados su tarea, encargando al portero que velara. </w:t>
       </w:r>
       <w:r>
         <w:rPr>
@@ -5309,11 +5066,346 @@
           <w:color w:val="22708C"/>
           <w:vertAlign w:val="superscript"/>
         </w:rPr>
-        <w:t xml:space="preserve">8</w:t>
-      </w:r>
-      <w:r>
-        <w:rPr/>
-        <w:t xml:space="preserve">No era él la luz, sino el que daba testimonio de la luz.</w:t>
+        <w:t xml:space="preserve">35</w:t>
+      </w:r>
+      <w:r>
+        <w:rPr/>
+        <w:t xml:space="preserve">Velad entonces, pues no sabéis cuándo vendrá el señor de la casa, si al atardecer, o a medianoche, o al canto del gallo, o al amanecer: </w:t>
+      </w:r>
+      <w:r>
+        <w:rPr>
+          <w:b/>
+          <w:color w:val="22708C"/>
+          <w:vertAlign w:val="superscript"/>
+        </w:rPr>
+        <w:t xml:space="preserve">36</w:t>
+      </w:r>
+      <w:r>
+        <w:rPr/>
+        <w:t xml:space="preserve">no sea que venga inesperadamente y os encuentre dormidos. </w:t>
+      </w:r>
+      <w:r>
+        <w:rPr>
+          <w:b/>
+          <w:color w:val="22708C"/>
+          <w:vertAlign w:val="superscript"/>
+        </w:rPr>
+        <w:t xml:space="preserve">37</w:t>
+      </w:r>
+      <w:r>
+        <w:rPr/>
+        <w:t xml:space="preserve">Lo que os digo a vosotros, lo digo a todos: ¡Velad!».</w:t>
+      </w:r>
+    </w:p>
+    <w:p>
+      <w:pPr>
+        <w:pStyle w:val="Lectura"/>
+        <w:pBdr>
+          <w:left w:val="single" w:sz="24" w:space="10" w:color="3490B0"/>
+        </w:pBdr>
+        <w:shd w:val="clear" w:color="auto" w:fill="F7F5EF"/>
+        <w:spacing w:after="200"/>
+      </w:pPr>
+      <w:r>
+        <w:rPr>
+          <w:i/>
+          <w:iCs/>
+          <w:color w:val="5D6B71"/>
+          <w:sz w:val="15"/>
+          <w:szCs w:val="15"/>
+        </w:rPr>
+        <w:t xml:space="preserve">Sagrada Biblia, versión oficial de la Conferencia Episcopal Española</w:t>
+      </w:r>
+    </w:p>
+    <w:p>
+      <w:pPr>
+        <w:pStyle w:val="Apartado"/>
+      </w:pPr>
+      <w:r>
+        <w:rPr>
+          <w:b/>
+          <w:bCs/>
+          <w:color w:val="22708C"/>
+        </w:rPr>
+        <w:t xml:space="preserve">Reflexión (con preguntas)</w:t>
+      </w:r>
+    </w:p>
+    <w:p>
+      <w:pPr>
+        <w:pStyle w:val="Lista"/>
+        <w:numPr>
+          <w:ilvl w:val="0"/>
+          <w:numId w:val="1"/>
+        </w:numPr>
+      </w:pPr>
+      <w:r>
+        <w:rPr/>
+        <w:t xml:space="preserve">¿A quién esperamos en Navidad? (A Jesús).</w:t>
+      </w:r>
+    </w:p>
+    <w:p>
+      <w:pPr>
+        <w:pStyle w:val="Lista"/>
+        <w:numPr>
+          <w:ilvl w:val="0"/>
+          <w:numId w:val="1"/>
+        </w:numPr>
+      </w:pPr>
+      <w:r>
+        <w:rPr/>
+        <w:t xml:space="preserve">¿Cómo lo esperamos? Con los ojos abiertos (señalamos los ojos), con las manos que ayudan (mostramos las manos) y con el corazón contento (mano en el corazón).</w:t>
+      </w:r>
+    </w:p>
+    <w:p>
+      <w:pPr>
+        <w:pStyle w:val="Apartado"/>
+      </w:pPr>
+      <w:r>
+        <w:rPr>
+          <w:b/>
+          <w:bCs/>
+          <w:color w:val="22708C"/>
+        </w:rPr>
+        <w:t xml:space="preserve">Gesto</w:t>
+      </w:r>
+    </w:p>
+    <w:p>
+      <w:pPr>
+        <w:pStyle w:val="Cuerpo"/>
+      </w:pPr>
+      <w:r>
+        <w:rPr/>
+        <w:t xml:space="preserve">Cada niño dibuja su cara en un círculo de papel con su nombre y lo mete en la caja diciendo «¡Presente!». La caja queda en clase toda la temporada.</w:t>
+      </w:r>
+    </w:p>
+    <w:p>
+      <w:pPr>
+        <w:pStyle w:val="Apartado"/>
+      </w:pPr>
+      <w:r>
+        <w:rPr>
+          <w:b/>
+          <w:bCs/>
+          <w:color w:val="22708C"/>
+        </w:rPr>
+        <w:t xml:space="preserve">Oración</w:t>
+      </w:r>
+    </w:p>
+    <w:p>
+      <w:pPr>
+        <w:pStyle w:val="Cuerpo"/>
+      </w:pPr>
+      <w:r>
+        <w:rPr/>
+        <w:t xml:space="preserve">Repetimos con gestos: «Jesús (brazos arriba), aquí (señalamos el suelo) y ahora (palmada) te esperamos (brazos abiertos). ¡Ven, Señor!». Avemaría.</w:t>
+      </w:r>
+    </w:p>
+    <w:p>
+      <w:pPr>
+        <w:pStyle w:val="Apartado"/>
+      </w:pPr>
+      <w:r>
+        <w:rPr>
+          <w:b/>
+          <w:bCs/>
+          <w:color w:val="22708C"/>
+        </w:rPr>
+        <w:t xml:space="preserve">Señal de la cruz</w:t>
+      </w:r>
+    </w:p>
+    <w:p>
+      <w:pPr>
+        <w:pStyle w:val="Cuerpo"/>
+      </w:pPr>
+      <w:r>
+        <w:rPr/>
+        <w:t xml:space="preserve">En el nombre del Padre, del Hijo y del Espíritu Santo. Amén.</w:t>
+      </w:r>
+    </w:p>
+    <w:p>
+      <w:pPr>
+        <w:pStyle w:val="Apartado"/>
+      </w:pPr>
+      <w:r>
+        <w:rPr>
+          <w:b/>
+          <w:bCs/>
+          <w:color w:val="22708C"/>
+        </w:rPr>
+        <w:t xml:space="preserve">Materiales</w:t>
+      </w:r>
+    </w:p>
+    <w:p>
+      <w:pPr>
+        <w:pStyle w:val="Cuerpo"/>
+      </w:pPr>
+      <w:r>
+        <w:rPr/>
+        <w:t xml:space="preserve">Caja de regalo grande, corona de Adviento, círculos de papel, ceras, lista de clase.</w:t>
+      </w:r>
+    </w:p>
+    <w:p>
+      <w:pPr>
+        <w:pStyle w:val="Antetitulo"/>
+        <w:pageBreakBefore/>
+      </w:pPr>
+      <w:r>
+        <w:rPr>
+          <w:b/>
+          <w:bCs/>
+          <w:color w:val="22708C"/>
+          <w:spacing w:val="30"/>
+          <w:sz w:val="20"/>
+          <w:szCs w:val="20"/>
+        </w:rPr>
+        <w:t xml:space="preserve">EUCARISTÍA DE ADVIENTO</w:t>
+      </w:r>
+    </w:p>
+    <w:p>
+      <w:pPr>
+        <w:pStyle w:val="Ttulo1"/>
+        <w:pBdr>
+          <w:bottom w:val="single" w:sz="24" w:space="6" w:color="3490B0"/>
+        </w:pBdr>
+      </w:pPr>
+      <w:bookmarkStart w:id="21" w:name="_Toc000021"/>
+      <w:r>
+        <w:rPr>
+          <w:b/>
+          <w:bCs/>
+          <w:color w:val="1D2C33"/>
+        </w:rPr>
+        <w:t xml:space="preserve">«¡Jesús está aquí!»</w:t>
+      </w:r>
+      <w:bookmarkEnd w:id="21"/>
+    </w:p>
+    <w:p>
+      <w:pPr>
+        <w:pStyle w:val="Apartado"/>
+      </w:pPr>
+      <w:r>
+        <w:rPr>
+          <w:b/>
+          <w:bCs/>
+          <w:color w:val="22708C"/>
+        </w:rPr>
+        <w:t xml:space="preserve">Objetivos</w:t>
+      </w:r>
+    </w:p>
+    <w:p>
+      <w:pPr>
+        <w:pStyle w:val="Cuerpo"/>
+      </w:pPr>
+      <w:r>
+        <w:rPr/>
+        <w:t xml:space="preserve">Descubrir que en la misa Jesús se hace presente de verdad; participar con gestos, cantos y silencio; ofrecer a Jesús nuestra caja y nuestros regalos para los demás.</w:t>
+      </w:r>
+    </w:p>
+    <w:p>
+      <w:pPr>
+        <w:pStyle w:val="Apartado"/>
+      </w:pPr>
+      <w:r>
+        <w:rPr>
+          <w:b/>
+          <w:bCs/>
+          <w:color w:val="22708C"/>
+        </w:rPr>
+        <w:t xml:space="preserve">Temporalización</w:t>
+      </w:r>
+    </w:p>
+    <w:p>
+      <w:pPr>
+        <w:pStyle w:val="Cuerpo"/>
+      </w:pPr>
+      <w:r>
+        <w:rPr/>
+        <w:t xml:space="preserve">30 minutos como máximo, en la 3ª semana (14-18 dic), en la capilla. Es una misa muy sencilla: conviene acordar con el sacerdote las adaptaciones que permite el </w:t>
+      </w:r>
+      <w:r>
+        <w:rPr>
+          <w:i/>
+          <w:iCs/>
+        </w:rPr>
+        <w:t xml:space="preserve">Directorio para las Misas con niños</w:t>
+      </w:r>
+      <w:r>
+        <w:rPr/>
+        <w:t xml:space="preserve"> (una sola lectura, moniciones breves, cantos con gestos). En Adviento no se dice el Gloria.</w:t>
+      </w:r>
+    </w:p>
+    <w:p>
+      <w:pPr>
+        <w:pStyle w:val="Apartado"/>
+      </w:pPr>
+      <w:r>
+        <w:rPr>
+          <w:b/>
+          <w:bCs/>
+          <w:color w:val="22708C"/>
+        </w:rPr>
+        <w:t xml:space="preserve">Lecturas</w:t>
+      </w:r>
+    </w:p>
+    <w:p>
+      <w:pPr>
+        <w:pStyle w:val="Cuerpo"/>
+      </w:pPr>
+      <w:r>
+        <w:rPr/>
+        <w:t xml:space="preserve">Evangelio del III Domingo de Adviento, ciclo B (</w:t>
+      </w:r>
+      <w:hyperlink r:id="rIdL14" w:history="1">
+        <w:r>
+          <w:rPr>
+            <w:rStyle w:val="Hipervnculo"/>
+          </w:rPr>
+          <w:t xml:space="preserve">Jn 1, 6-8.19-28</w:t>
+        </w:r>
+      </w:hyperlink>
+      <w:r>
+        <w:rPr/>
+        <w:t xml:space="preserve">), leído en una versión breve o infantil si el sacerdote lo ve oportuno.</w:t>
+      </w:r>
+    </w:p>
+    <w:p>
+      <w:pPr>
+        <w:pStyle w:val="Lectura"/>
+        <w:keepNext/>
+        <w:pBdr>
+          <w:left w:val="single" w:sz="24" w:space="10" w:color="3490B0"/>
+        </w:pBdr>
+        <w:shd w:val="clear" w:color="auto" w:fill="F7F5EF"/>
+        <w:spacing w:before="120" w:after="60"/>
+      </w:pPr>
+      <w:r>
+        <w:rPr>
+          <w:b/>
+          <w:bCs/>
+          <w:color w:val="22708C"/>
+          <w:spacing w:val="10"/>
+          <w:sz w:val="16"/>
+          <w:szCs w:val="16"/>
+        </w:rPr>
+        <w:t xml:space="preserve">LECTURA  </w:t>
+      </w:r>
+      <w:r>
+        <w:rPr>
+          <w:color w:val="5D6B71"/>
+          <w:sz w:val="18"/>
+          <w:szCs w:val="18"/>
+        </w:rPr>
+        <w:t xml:space="preserve">Evangelio según san Juan  </w:t>
+      </w:r>
+      <w:r>
+        <w:rPr>
+          <w:b/>
+          <w:bCs/>
+          <w:color w:val="22708C"/>
+          <w:sz w:val="18"/>
+          <w:szCs w:val="18"/>
+        </w:rPr>
+        <w:t xml:space="preserve">Jn 1, 6-8.19-28</w:t>
       </w:r>
     </w:p>
     <w:p>
@@ -5333,11 +5425,11 @@
           <w:color w:val="22708C"/>
           <w:vertAlign w:val="superscript"/>
         </w:rPr>
-        <w:t xml:space="preserve">19</w:t>
-      </w:r>
-      <w:r>
-        <w:rPr/>
-        <w:t xml:space="preserve">Y este es el testimonio de Juan, cuando los judíos enviaron desde Jerusalén sacerdotes y levitas a que le preguntaran: «¿Tú quién eres?». </w:t>
+        <w:t xml:space="preserve">6</w:t>
+      </w:r>
+      <w:r>
+        <w:rPr/>
+        <w:t xml:space="preserve">Surgió un hombre enviado por Dios, que se llamaba Juan: </w:t>
       </w:r>
       <w:r>
         <w:rPr>
@@ -5345,11 +5437,11 @@
           <w:color w:val="22708C"/>
           <w:vertAlign w:val="superscript"/>
         </w:rPr>
-        <w:t xml:space="preserve">20</w:t>
-      </w:r>
-      <w:r>
-        <w:rPr/>
-        <w:t xml:space="preserve">Él confesó y no negó; confesó: «Yo no soy el Mesías». </w:t>
+        <w:t xml:space="preserve">7</w:t>
+      </w:r>
+      <w:r>
+        <w:rPr/>
+        <w:t xml:space="preserve">este venía como testigo, para dar testimonio de la luz, para que todos creyeran por medio de él. </w:t>
       </w:r>
       <w:r>
         <w:rPr>
@@ -5357,271 +5449,11 @@
           <w:color w:val="22708C"/>
           <w:vertAlign w:val="superscript"/>
         </w:rPr>
-        <w:t xml:space="preserve">21</w:t>
-      </w:r>
-      <w:r>
-        <w:rPr/>
-        <w:t xml:space="preserve">Le preguntaron: «¿Entonces, qué? ¿Eres tú Elías?». Él dijo: «No lo soy». «¿Eres tú el Profeta?». Respondió: «No». </w:t>
-      </w:r>
-      <w:r>
-        <w:rPr>
-          <w:b/>
-          <w:color w:val="22708C"/>
-          <w:vertAlign w:val="superscript"/>
-        </w:rPr>
-        <w:t xml:space="preserve">22</w:t>
-      </w:r>
-      <w:r>
-        <w:rPr/>
-        <w:t xml:space="preserve">Y le dijeron: «¿Quién eres, para que podamos dar una respuesta a los que nos han enviado? ¿Qué dices de ti mismo?». </w:t>
-      </w:r>
-      <w:r>
-        <w:rPr>
-          <w:b/>
-          <w:color w:val="22708C"/>
-          <w:vertAlign w:val="superscript"/>
-        </w:rPr>
-        <w:t xml:space="preserve">23</w:t>
-      </w:r>
-      <w:r>
-        <w:rPr/>
-        <w:t xml:space="preserve">Él contestó: «Yo soy la voz que grita en el desierto: “Allanad el camino del Señor”, como dijo el profeta Isaías». </w:t>
-      </w:r>
-      <w:r>
-        <w:rPr>
-          <w:b/>
-          <w:color w:val="22708C"/>
-          <w:vertAlign w:val="superscript"/>
-        </w:rPr>
-        <w:t xml:space="preserve">24</w:t>
-      </w:r>
-      <w:r>
-        <w:rPr/>
-        <w:t xml:space="preserve">Entre los enviados había fariseos </w:t>
-      </w:r>
-      <w:r>
-        <w:rPr>
-          <w:b/>
-          <w:color w:val="22708C"/>
-          <w:vertAlign w:val="superscript"/>
-        </w:rPr>
-        <w:t xml:space="preserve">25</w:t>
-      </w:r>
-      <w:r>
-        <w:rPr/>
-        <w:t xml:space="preserve">y le preguntaron: «Entonces, ¿por qué bautizas si tú no eres el Mesías, ni Elías, ni el Profeta?». </w:t>
-      </w:r>
-      <w:r>
-        <w:rPr>
-          <w:b/>
-          <w:color w:val="22708C"/>
-          <w:vertAlign w:val="superscript"/>
-        </w:rPr>
-        <w:t xml:space="preserve">26</w:t>
-      </w:r>
-      <w:r>
-        <w:rPr/>
-        <w:t xml:space="preserve">Juan les respondió: «Yo bautizo con agua; en medio de vosotros hay uno que no conocéis, </w:t>
-      </w:r>
-      <w:r>
-        <w:rPr>
-          <w:b/>
-          <w:color w:val="22708C"/>
-          <w:vertAlign w:val="superscript"/>
-        </w:rPr>
-        <w:t xml:space="preserve">27</w:t>
-      </w:r>
-      <w:r>
-        <w:rPr/>
-        <w:t xml:space="preserve">el que viene detrás de mí, y al que no soy digno de desatar la correa de la sandalia». </w:t>
-      </w:r>
-      <w:r>
-        <w:rPr>
-          <w:b/>
-          <w:color w:val="22708C"/>
-          <w:vertAlign w:val="superscript"/>
-        </w:rPr>
-        <w:t xml:space="preserve">28</w:t>
-      </w:r>
-      <w:r>
-        <w:rPr/>
-        <w:t xml:space="preserve">Esto pasaba en Betania, en la otra orilla del Jordán, donde Juan estaba bautizando.</w:t>
-      </w:r>
-    </w:p>
-    <w:p>
-      <w:pPr>
-        <w:pStyle w:val="Lectura"/>
-        <w:pBdr>
-          <w:left w:val="single" w:sz="24" w:space="10" w:color="3490B0"/>
-        </w:pBdr>
-        <w:shd w:val="clear" w:color="auto" w:fill="F7F5EF"/>
-        <w:spacing w:after="200"/>
-      </w:pPr>
-      <w:r>
-        <w:rPr>
-          <w:i/>
-          <w:iCs/>
-          <w:color w:val="5D6B71"/>
-          <w:sz w:val="15"/>
-          <w:szCs w:val="15"/>
-        </w:rPr>
-        <w:t xml:space="preserve">Sagrada Biblia, versión oficial de la Conferencia Episcopal Española</w:t>
-      </w:r>
-    </w:p>
-    <w:p>
-      <w:pPr>
-        <w:pStyle w:val="Apartado"/>
-      </w:pPr>
-      <w:r>
-        <w:rPr>
-          <w:b/>
-          <w:bCs/>
-          <w:color w:val="22708C"/>
-        </w:rPr>
-        <w:t xml:space="preserve">Monición de entrada</w:t>
-      </w:r>
-    </w:p>
-    <w:p>
-      <w:pPr>
-        <w:pStyle w:val="Cuerpo"/>
-      </w:pPr>
-      <w:r>
-        <w:rPr/>
-        <w:t xml:space="preserve">«¡Buenos días! Hoy estamos en la casa de Jesús. Hemos traído nuestra caja de regalo: ya tiene su papel y su lazo naranja. Todavía no sabemos qué hay dentro. Pero hoy, en la misa, Jesús viene de verdad a estar con nosotros. ¡Vamos a recibirle con alegría!».</w:t>
-      </w:r>
-    </w:p>
-    <w:p>
-      <w:pPr>
-        <w:pStyle w:val="Apartado"/>
-      </w:pPr>
-      <w:r>
-        <w:rPr>
-          <w:b/>
-          <w:bCs/>
-          <w:color w:val="22708C"/>
-        </w:rPr>
-        <w:t xml:space="preserve">Canto de entrada</w:t>
-      </w:r>
-    </w:p>
-    <w:p>
-      <w:pPr>
-        <w:pStyle w:val="Cuerpo"/>
-      </w:pPr>
-      <w:hyperlink r:id="rIdL14" w:history="1">
-        <w:r>
-          <w:rPr>
-            <w:rStyle w:val="Hipervnculo"/>
-            <w:i/>
-            <w:iCs/>
-          </w:rPr>
-          <w:t xml:space="preserve">Adviento</w:t>
-        </w:r>
-        <w:r>
-          <w:rPr>
-            <w:rStyle w:val="Hipervnculo"/>
-          </w:rPr>
-          <w:t xml:space="preserve">, de Ixcís</w:t>
-        </w:r>
-      </w:hyperlink>
-      <w:r>
-        <w:rPr/>
-        <w:t xml:space="preserve">, con los gestos que aprendimos en los Buenos días.</w:t>
-      </w:r>
-    </w:p>
-    <w:p>
-      <w:pPr>
-        <w:pStyle w:val="Apartado"/>
-      </w:pPr>
-      <w:r>
-        <w:rPr>
-          <w:b/>
-          <w:bCs/>
-          <w:color w:val="22708C"/>
-        </w:rPr>
-        <w:t xml:space="preserve">Monición a la lectura</w:t>
-      </w:r>
-    </w:p>
-    <w:p>
-      <w:pPr>
-        <w:pStyle w:val="Cuerpo"/>
-      </w:pPr>
-      <w:r>
-        <w:rPr/>
-        <w:t xml:space="preserve">«Juan el Bautista le decía a la gente: «Jesús ya está aquí, en medio de vosotros». Vamos a escucharle con los ojos bien abiertos, las orejas atentas y el corazón contento». Antes del Evangelio nos ponemos de pie y cantamos el Aleluya con palmas.</w:t>
-      </w:r>
-    </w:p>
-    <w:p>
-      <w:pPr>
-        <w:pStyle w:val="Apartado"/>
-      </w:pPr>
-      <w:r>
-        <w:rPr>
-          <w:b/>
-          <w:bCs/>
-          <w:color w:val="22708C"/>
-        </w:rPr>
-        <w:t xml:space="preserve">Lectura</w:t>
-      </w:r>
-    </w:p>
-    <w:p>
-      <w:pPr>
-        <w:pStyle w:val="Cuerpo"/>
-      </w:pPr>
-      <w:r>
-        <w:rPr/>
-        <w:t xml:space="preserve">Evangelio (</w:t>
-      </w:r>
-      <w:hyperlink r:id="rIdL15" w:history="1">
-        <w:r>
-          <w:rPr>
-            <w:rStyle w:val="Hipervnculo"/>
-          </w:rPr>
-          <w:t xml:space="preserve">Jn 1, 6-8.19-28</w:t>
-        </w:r>
-      </w:hyperlink>
-      <w:r>
-        <w:rPr/>
-        <w:t xml:space="preserve">).</w:t>
-      </w:r>
-    </w:p>
-    <w:p>
-      <w:pPr>
-        <w:pStyle w:val="Lectura"/>
-        <w:keepNext/>
-        <w:pBdr>
-          <w:left w:val="single" w:sz="24" w:space="10" w:color="3490B0"/>
-        </w:pBdr>
-        <w:shd w:val="clear" w:color="auto" w:fill="F7F5EF"/>
-        <w:spacing w:before="120" w:after="60"/>
-      </w:pPr>
-      <w:r>
-        <w:rPr>
-          <w:b/>
-          <w:bCs/>
-          <w:color w:val="22708C"/>
-          <w:spacing w:val="10"/>
-          <w:sz w:val="16"/>
-          <w:szCs w:val="16"/>
-        </w:rPr>
-        <w:t xml:space="preserve">LECTURA  </w:t>
-      </w:r>
-      <w:r>
-        <w:rPr>
-          <w:color w:val="5D6B71"/>
-          <w:sz w:val="18"/>
-          <w:szCs w:val="18"/>
-        </w:rPr>
-        <w:t xml:space="preserve">Evangelio según san Juan  </w:t>
-      </w:r>
-      <w:r>
-        <w:rPr>
-          <w:b/>
-          <w:bCs/>
-          <w:color w:val="22708C"/>
-          <w:sz w:val="18"/>
-          <w:szCs w:val="18"/>
-        </w:rPr>
-        <w:t xml:space="preserve">Jn 1, 6-8.19-28</w:t>
+        <w:t xml:space="preserve">8</w:t>
+      </w:r>
+      <w:r>
+        <w:rPr/>
+        <w:t xml:space="preserve">No era él la luz, sino el que daba testimonio de la luz.</w:t>
       </w:r>
     </w:p>
     <w:p>
@@ -5641,11 +5473,11 @@
           <w:color w:val="22708C"/>
           <w:vertAlign w:val="superscript"/>
         </w:rPr>
-        <w:t xml:space="preserve">6</w:t>
-      </w:r>
-      <w:r>
-        <w:rPr/>
-        <w:t xml:space="preserve">Surgió un hombre enviado por Dios, que se llamaba Juan: </w:t>
+        <w:t xml:space="preserve">19</w:t>
+      </w:r>
+      <w:r>
+        <w:rPr/>
+        <w:t xml:space="preserve">Y este es el testimonio de Juan, cuando los judíos enviaron desde Jerusalén sacerdotes y levitas a que le preguntaran: «¿Tú quién eres?». </w:t>
       </w:r>
       <w:r>
         <w:rPr>
@@ -5653,11 +5485,11 @@
           <w:color w:val="22708C"/>
           <w:vertAlign w:val="superscript"/>
         </w:rPr>
-        <w:t xml:space="preserve">7</w:t>
-      </w:r>
-      <w:r>
-        <w:rPr/>
-        <w:t xml:space="preserve">este venía como testigo, para dar testimonio de la luz, para que todos creyeran por medio de él. </w:t>
+        <w:t xml:space="preserve">20</w:t>
+      </w:r>
+      <w:r>
+        <w:rPr/>
+        <w:t xml:space="preserve">Él confesó y no negó; confesó: «Yo no soy el Mesías». </w:t>
       </w:r>
       <w:r>
         <w:rPr>
@@ -5665,11 +5497,271 @@
           <w:color w:val="22708C"/>
           <w:vertAlign w:val="superscript"/>
         </w:rPr>
-        <w:t xml:space="preserve">8</w:t>
-      </w:r>
-      <w:r>
-        <w:rPr/>
-        <w:t xml:space="preserve">No era él la luz, sino el que daba testimonio de la luz.</w:t>
+        <w:t xml:space="preserve">21</w:t>
+      </w:r>
+      <w:r>
+        <w:rPr/>
+        <w:t xml:space="preserve">Le preguntaron: «¿Entonces, qué? ¿Eres tú Elías?». Él dijo: «No lo soy». «¿Eres tú el Profeta?». Respondió: «No». </w:t>
+      </w:r>
+      <w:r>
+        <w:rPr>
+          <w:b/>
+          <w:color w:val="22708C"/>
+          <w:vertAlign w:val="superscript"/>
+        </w:rPr>
+        <w:t xml:space="preserve">22</w:t>
+      </w:r>
+      <w:r>
+        <w:rPr/>
+        <w:t xml:space="preserve">Y le dijeron: «¿Quién eres, para que podamos dar una respuesta a los que nos han enviado? ¿Qué dices de ti mismo?». </w:t>
+      </w:r>
+      <w:r>
+        <w:rPr>
+          <w:b/>
+          <w:color w:val="22708C"/>
+          <w:vertAlign w:val="superscript"/>
+        </w:rPr>
+        <w:t xml:space="preserve">23</w:t>
+      </w:r>
+      <w:r>
+        <w:rPr/>
+        <w:t xml:space="preserve">Él contestó: «Yo soy la voz que grita en el desierto: “Allanad el camino del Señor”, como dijo el profeta Isaías». </w:t>
+      </w:r>
+      <w:r>
+        <w:rPr>
+          <w:b/>
+          <w:color w:val="22708C"/>
+          <w:vertAlign w:val="superscript"/>
+        </w:rPr>
+        <w:t xml:space="preserve">24</w:t>
+      </w:r>
+      <w:r>
+        <w:rPr/>
+        <w:t xml:space="preserve">Entre los enviados había fariseos </w:t>
+      </w:r>
+      <w:r>
+        <w:rPr>
+          <w:b/>
+          <w:color w:val="22708C"/>
+          <w:vertAlign w:val="superscript"/>
+        </w:rPr>
+        <w:t xml:space="preserve">25</w:t>
+      </w:r>
+      <w:r>
+        <w:rPr/>
+        <w:t xml:space="preserve">y le preguntaron: «Entonces, ¿por qué bautizas si tú no eres el Mesías, ni Elías, ni el Profeta?». </w:t>
+      </w:r>
+      <w:r>
+        <w:rPr>
+          <w:b/>
+          <w:color w:val="22708C"/>
+          <w:vertAlign w:val="superscript"/>
+        </w:rPr>
+        <w:t xml:space="preserve">26</w:t>
+      </w:r>
+      <w:r>
+        <w:rPr/>
+        <w:t xml:space="preserve">Juan les respondió: «Yo bautizo con agua; en medio de vosotros hay uno que no conocéis, </w:t>
+      </w:r>
+      <w:r>
+        <w:rPr>
+          <w:b/>
+          <w:color w:val="22708C"/>
+          <w:vertAlign w:val="superscript"/>
+        </w:rPr>
+        <w:t xml:space="preserve">27</w:t>
+      </w:r>
+      <w:r>
+        <w:rPr/>
+        <w:t xml:space="preserve">el que viene detrás de mí, y al que no soy digno de desatar la correa de la sandalia». </w:t>
+      </w:r>
+      <w:r>
+        <w:rPr>
+          <w:b/>
+          <w:color w:val="22708C"/>
+          <w:vertAlign w:val="superscript"/>
+        </w:rPr>
+        <w:t xml:space="preserve">28</w:t>
+      </w:r>
+      <w:r>
+        <w:rPr/>
+        <w:t xml:space="preserve">Esto pasaba en Betania, en la otra orilla del Jordán, donde Juan estaba bautizando.</w:t>
+      </w:r>
+    </w:p>
+    <w:p>
+      <w:pPr>
+        <w:pStyle w:val="Lectura"/>
+        <w:pBdr>
+          <w:left w:val="single" w:sz="24" w:space="10" w:color="3490B0"/>
+        </w:pBdr>
+        <w:shd w:val="clear" w:color="auto" w:fill="F7F5EF"/>
+        <w:spacing w:after="200"/>
+      </w:pPr>
+      <w:r>
+        <w:rPr>
+          <w:i/>
+          <w:iCs/>
+          <w:color w:val="5D6B71"/>
+          <w:sz w:val="15"/>
+          <w:szCs w:val="15"/>
+        </w:rPr>
+        <w:t xml:space="preserve">Sagrada Biblia, versión oficial de la Conferencia Episcopal Española</w:t>
+      </w:r>
+    </w:p>
+    <w:p>
+      <w:pPr>
+        <w:pStyle w:val="Apartado"/>
+      </w:pPr>
+      <w:r>
+        <w:rPr>
+          <w:b/>
+          <w:bCs/>
+          <w:color w:val="22708C"/>
+        </w:rPr>
+        <w:t xml:space="preserve">Monición de entrada</w:t>
+      </w:r>
+    </w:p>
+    <w:p>
+      <w:pPr>
+        <w:pStyle w:val="Cuerpo"/>
+      </w:pPr>
+      <w:r>
+        <w:rPr/>
+        <w:t xml:space="preserve">«¡Buenos días! Hoy estamos en la casa de Jesús. Hemos traído nuestra caja de regalo: ya tiene su papel y su lazo naranja. Todavía no sabemos qué hay dentro. Pero hoy, en la misa, Jesús viene de verdad a estar con nosotros. ¡Vamos a recibirle con alegría!».</w:t>
+      </w:r>
+    </w:p>
+    <w:p>
+      <w:pPr>
+        <w:pStyle w:val="Apartado"/>
+      </w:pPr>
+      <w:r>
+        <w:rPr>
+          <w:b/>
+          <w:bCs/>
+          <w:color w:val="22708C"/>
+        </w:rPr>
+        <w:t xml:space="preserve">Canto de entrada</w:t>
+      </w:r>
+    </w:p>
+    <w:p>
+      <w:pPr>
+        <w:pStyle w:val="Cuerpo"/>
+      </w:pPr>
+      <w:hyperlink r:id="rIdL15" w:history="1">
+        <w:r>
+          <w:rPr>
+            <w:rStyle w:val="Hipervnculo"/>
+            <w:i/>
+            <w:iCs/>
+          </w:rPr>
+          <w:t xml:space="preserve">Adviento</w:t>
+        </w:r>
+        <w:r>
+          <w:rPr>
+            <w:rStyle w:val="Hipervnculo"/>
+          </w:rPr>
+          <w:t xml:space="preserve">, de Ixcís</w:t>
+        </w:r>
+      </w:hyperlink>
+      <w:r>
+        <w:rPr/>
+        <w:t xml:space="preserve">, con los gestos que aprendimos en los Buenos días.</w:t>
+      </w:r>
+    </w:p>
+    <w:p>
+      <w:pPr>
+        <w:pStyle w:val="Apartado"/>
+      </w:pPr>
+      <w:r>
+        <w:rPr>
+          <w:b/>
+          <w:bCs/>
+          <w:color w:val="22708C"/>
+        </w:rPr>
+        <w:t xml:space="preserve">Monición a la lectura</w:t>
+      </w:r>
+    </w:p>
+    <w:p>
+      <w:pPr>
+        <w:pStyle w:val="Cuerpo"/>
+      </w:pPr>
+      <w:r>
+        <w:rPr/>
+        <w:t xml:space="preserve">«Juan el Bautista le decía a la gente: «Jesús ya está aquí, en medio de vosotros». Vamos a escucharle con los ojos bien abiertos, las orejas atentas y el corazón contento». Antes del Evangelio nos ponemos de pie y cantamos el Aleluya con palmas.</w:t>
+      </w:r>
+    </w:p>
+    <w:p>
+      <w:pPr>
+        <w:pStyle w:val="Apartado"/>
+      </w:pPr>
+      <w:r>
+        <w:rPr>
+          <w:b/>
+          <w:bCs/>
+          <w:color w:val="22708C"/>
+        </w:rPr>
+        <w:t xml:space="preserve">Lectura</w:t>
+      </w:r>
+    </w:p>
+    <w:p>
+      <w:pPr>
+        <w:pStyle w:val="Cuerpo"/>
+      </w:pPr>
+      <w:r>
+        <w:rPr/>
+        <w:t xml:space="preserve">Evangelio (</w:t>
+      </w:r>
+      <w:hyperlink r:id="rIdL16" w:history="1">
+        <w:r>
+          <w:rPr>
+            <w:rStyle w:val="Hipervnculo"/>
+          </w:rPr>
+          <w:t xml:space="preserve">Jn 1, 6-8.19-28</w:t>
+        </w:r>
+      </w:hyperlink>
+      <w:r>
+        <w:rPr/>
+        <w:t xml:space="preserve">).</w:t>
+      </w:r>
+    </w:p>
+    <w:p>
+      <w:pPr>
+        <w:pStyle w:val="Lectura"/>
+        <w:keepNext/>
+        <w:pBdr>
+          <w:left w:val="single" w:sz="24" w:space="10" w:color="3490B0"/>
+        </w:pBdr>
+        <w:shd w:val="clear" w:color="auto" w:fill="F7F5EF"/>
+        <w:spacing w:before="120" w:after="60"/>
+      </w:pPr>
+      <w:r>
+        <w:rPr>
+          <w:b/>
+          <w:bCs/>
+          <w:color w:val="22708C"/>
+          <w:spacing w:val="10"/>
+          <w:sz w:val="16"/>
+          <w:szCs w:val="16"/>
+        </w:rPr>
+        <w:t xml:space="preserve">LECTURA  </w:t>
+      </w:r>
+      <w:r>
+        <w:rPr>
+          <w:color w:val="5D6B71"/>
+          <w:sz w:val="18"/>
+          <w:szCs w:val="18"/>
+        </w:rPr>
+        <w:t xml:space="preserve">Evangelio según san Juan  </w:t>
+      </w:r>
+      <w:r>
+        <w:rPr>
+          <w:b/>
+          <w:bCs/>
+          <w:color w:val="22708C"/>
+          <w:sz w:val="18"/>
+          <w:szCs w:val="18"/>
+        </w:rPr>
+        <w:t xml:space="preserve">Jn 1, 6-8.19-28</w:t>
       </w:r>
     </w:p>
     <w:p>
@@ -5689,6 +5781,54 @@
           <w:color w:val="22708C"/>
           <w:vertAlign w:val="superscript"/>
         </w:rPr>
+        <w:t xml:space="preserve">6</w:t>
+      </w:r>
+      <w:r>
+        <w:rPr/>
+        <w:t xml:space="preserve">Surgió un hombre enviado por Dios, que se llamaba Juan: </w:t>
+      </w:r>
+      <w:r>
+        <w:rPr>
+          <w:b/>
+          <w:color w:val="22708C"/>
+          <w:vertAlign w:val="superscript"/>
+        </w:rPr>
+        <w:t xml:space="preserve">7</w:t>
+      </w:r>
+      <w:r>
+        <w:rPr/>
+        <w:t xml:space="preserve">este venía como testigo, para dar testimonio de la luz, para que todos creyeran por medio de él. </w:t>
+      </w:r>
+      <w:r>
+        <w:rPr>
+          <w:b/>
+          <w:color w:val="22708C"/>
+          <w:vertAlign w:val="superscript"/>
+        </w:rPr>
+        <w:t xml:space="preserve">8</w:t>
+      </w:r>
+      <w:r>
+        <w:rPr/>
+        <w:t xml:space="preserve">No era él la luz, sino el que daba testimonio de la luz.</w:t>
+      </w:r>
+    </w:p>
+    <w:p>
+      <w:pPr>
+        <w:pStyle w:val="Lectura"/>
+        <w:keepNext/>
+        <w:keepLines/>
+        <w:pBdr>
+          <w:left w:val="single" w:sz="24" w:space="10" w:color="3490B0"/>
+        </w:pBdr>
+        <w:shd w:val="clear" w:color="auto" w:fill="F7F5EF"/>
+        <w:spacing w:after="80"/>
+      </w:pPr>
+      <w:r>
+        <w:rPr>
+          <w:b/>
+          <w:color w:val="22708C"/>
+          <w:vertAlign w:val="superscript"/>
+        </w:rPr>
         <w:t xml:space="preserve">19</w:t>
       </w:r>
       <w:r>
@@ -5952,7 +6092,7 @@
       </w:pPr>
       <w:r>
         <w:rPr/>
-        <w:t xml:space="preserve">En procesión, unos niños llevan:</w:t>
+        <w:t xml:space="preserve">Unos niños llevan:</w:t>
       </w:r>
     </w:p>
     <w:p>
@@ -6116,7 +6256,7 @@
         <w:rPr/>
         <w:t xml:space="preserve">Repetimos con gestos la oración del Adviento: «Jesús (brazos arriba), aquí (señalamos el suelo) y ahora (palmada) te esperamos (brazos abiertos). ¡Ven, Señor!». Para salir, cantamos </w:t>
       </w:r>
-      <w:hyperlink r:id="rIdL16" w:history="1">
+      <w:hyperlink r:id="rIdL17" w:history="1">
         <w:r>
           <w:rPr>
             <w:rStyle w:val="Hipervnculo"/>

--- a/descargas/infantil/word/PRESENTE_infantil_completo.docx
+++ b/descargas/infantil/word/PRESENTE_infantil_completo.docx
@@ -1830,7 +1830,7 @@
       </w:pPr>
       <w:r>
         <w:rPr/>
-        <w:t xml:space="preserve">«Cada mañana pasamos lista y cada uno dice «¡Presente!». ¿Sabéis que Dios también nos conoce a todos por nuestro nombre?».</w:t>
+        <w:t xml:space="preserve">«Cada mañana pasamos lista y cada uno dice “estoy aquí”, “I’m here”, también hay veces que simplemente levantamos el brazo. Es una forma de decir que estamos presentes. De hecho, en muchos lugares cuando se pasa lista se dice: «¡Presente!». ¿Sabéis que Dios también nos conoce a todos por nuestro nombre?».</w:t>
       </w:r>
     </w:p>
     <w:p>
@@ -2750,13 +2750,13 @@
             <w:i/>
             <w:iCs/>
           </w:rPr>
-          <w:t xml:space="preserve">María de Nazaret</w:t>
+          <w:t xml:space="preserve">Dijiste sí</w:t>
         </w:r>
         <w:r>
           <w:rPr>
             <w:rStyle w:val="Hipervnculo"/>
           </w:rPr>
-          <w:t xml:space="preserve">, del grupo Ixcís</w:t>
+          <w:t xml:space="preserve">, Anunciación</w:t>
         </w:r>
       </w:hyperlink>
       <w:r>

--- a/descargas/infantil/word/PRESENTE_infantil_completo.docx
+++ b/descargas/infantil/word/PRESENTE_infantil_completo.docx
@@ -1066,7 +1066,7 @@
       </w:r>
       <w:r>
         <w:rPr/>
-        <w:t xml:space="preserve">dos propuestas; cada clase elige una:</w:t>
+        <w:t xml:space="preserve">cada clase usa uno de los dos modelos (ver la pestaña «Símbolo»):</w:t>
       </w:r>
     </w:p>
     <w:p>
@@ -1083,7 +1083,7 @@
           <w:bCs/>
           <w:color w:val="22708C"/>
         </w:rPr>
-        <w:t xml:space="preserve">Caja cúbica (propuestas A y B): </w:t>
+        <w:t xml:space="preserve">Modelo A · caja cúbica: </w:t>
       </w:r>
       <w:r>
         <w:rPr/>
@@ -1104,11 +1104,11 @@
           <w:bCs/>
           <w:color w:val="22708C"/>
         </w:rPr>
-        <w:t xml:space="preserve">Caja abatible (propuesta C): </w:t>
-      </w:r>
-      <w:r>
-        <w:rPr/>
-        <w:t xml:space="preserve"> lámina 1: la cruz se deja abierta en plano junto a la corona y cada alumno pone en el centro un círculo con su nombre (lámina 3) diciendo «¡Presente!».</w:t>
+        <w:t xml:space="preserve">Modelo B · caja abatible: </w:t>
+      </w:r>
+      <w:r>
+        <w:rPr/>
+        <w:t xml:space="preserve"> plantillas 1 y 2: la cruz se deja abierta en plano junto a la corona, con la tapa al lado.</w:t>
       </w:r>
     </w:p>
     <w:p>
@@ -1182,7 +1182,7 @@
       </w:pPr>
       <w:r>
         <w:rPr/>
-        <w:t xml:space="preserve">«¡Buenos días! Hoy empieza un tiempo muy especial que se llama Adviento. Son cuatro semanas para prepararnos, porque viene alguien a quien queremos muchísimo: ¡Jesús! En la corona encendemos hoy la primera vela». Se enseña la caja cúbica ya montada (plantilla 1), abierta y vacía, con la tapa al lado.</w:t>
+        <w:t xml:space="preserve">«¡Buenos días! Hoy empieza un tiempo muy especial que se llama Adviento. Son cuatro semanas para prepararnos, porque viene alguien a quien queremos muchísimo: ¡Jesús! En la corona encendemos hoy la primera vela». Se enseña la caja del símbolo ya montada, abierta y vacía, con la tapa al lado.</w:t>
       </w:r>
     </w:p>
     <w:p>
@@ -1204,7 +1204,7 @@
       </w:pPr>
       <w:r>
         <w:rPr/>
-        <w:t xml:space="preserve">«Mirad qué caja tan rara: parece hecha de bloques. Es una caja de regalo… ¡pero está vacía! ¿Para quién será? ¿Qué habrá dentro en Navidad? Todavía no lo sabemos. Cada semana le iremos poniendo algo y, el día de la fiesta de Navidad, la abriremos». Después, la Palabra contada: Jesús les dijo a sus amigos: «¡Estad atentos! ¡Estad despiertos, con los ojos bien abiertos!».</w:t>
+        <w:t xml:space="preserve">«Mirad qué caja: es una caja de regalo… ¡pero está vacía! ¿Para quién será? ¿Qué habrá dentro en Navidad? Todavía no lo sabemos. Cada semana le iremos poniendo algo y, el día de la fiesta de Navidad, la abriremos». Después, la Palabra contada: Jesús les dijo a sus amigos: «¡Estad atentos! ¡Estad despiertos, con los ojos bien abiertos!».</w:t>
       </w:r>
     </w:p>
     <w:p>
@@ -2320,7 +2320,7 @@
       </w:r>
       <w:r>
         <w:rPr/>
-        <w:t xml:space="preserve">dos propuestas; cada clase elige una:</w:t>
+        <w:t xml:space="preserve">cada clase usa uno de los dos modelos (ver la pestaña «Símbolo»):</w:t>
       </w:r>
     </w:p>
     <w:p>
@@ -2337,7 +2337,7 @@
           <w:bCs/>
           <w:color w:val="6F7300"/>
         </w:rPr>
-        <w:t xml:space="preserve">Caja cúbica (propuestas A y B): </w:t>
+        <w:t xml:space="preserve">Modelo A · caja cúbica: </w:t>
       </w:r>
       <w:r>
         <w:rPr/>
@@ -2358,11 +2358,11 @@
           <w:bCs/>
           <w:color w:val="6F7300"/>
         </w:rPr>
-        <w:t xml:space="preserve">Caja abatible (propuesta C): </w:t>
-      </w:r>
-      <w:r>
-        <w:rPr/>
-        <w:t xml:space="preserve"> se levantan las cuatro paredes, con las palabras de las semanas hacia dentro, y se encaja la tapa (lámina 2). Los nombres quedan guardados dentro.</w:t>
+        <w:t xml:space="preserve">Modelo B · caja abatible: </w:t>
+      </w:r>
+      <w:r>
+        <w:rPr/>
+        <w:t xml:space="preserve"> se levantan las cuatro paredes, con las palabras de las semanas hacia dentro, y se encaja la tapa.</w:t>
       </w:r>
     </w:p>
     <w:p>
@@ -2436,7 +2436,7 @@
       </w:pPr>
       <w:r>
         <w:rPr/>
-        <w:t xml:space="preserve">«¡Hemos tenido unos días de fiesta! Pero la caja nos ha estado esperando. Hoy encendemos la segunda vela y le ponemos a la caja su papel de regalo». Entre todos se pegan las piezas de la plantilla 2 en las paredes y en la tapa.</w:t>
+        <w:t xml:space="preserve">«¡Hemos tenido unos días de fiesta! Pero la caja nos ha estado esperando. Hoy encendemos la segunda vela y cerramos nuestra caja de regalo». Entre todos se cierra la caja: en el Modelo A se forra con el papel de regalo (plantilla 2) y se pone la tapa; en el Modelo B se levantan las cuatro paredes y se encaja la tapa.</w:t>
       </w:r>
     </w:p>
     <w:p>
@@ -3135,7 +3135,7 @@
       </w:r>
       <w:r>
         <w:rPr/>
-        <w:t xml:space="preserve">dos propuestas; cada clase elige una:</w:t>
+        <w:t xml:space="preserve">igual en los dos modelos (ver la pestaña «Símbolo»):</w:t>
       </w:r>
     </w:p>
     <w:p>
@@ -3152,11 +3152,129 @@
           <w:bCs/>
           <w:color w:val="C4531A"/>
         </w:rPr>
-        <w:t xml:space="preserve">Caja cúbica (propuestas A y B): </w:t>
-      </w:r>
-      <w:r>
-        <w:rPr/>
-        <w:t xml:space="preserve"> plantilla 3: tiras, lazo y nudo naranjas de papel.</w:t>
+        <w:t xml:space="preserve">En los dos modelos: </w:t>
+      </w:r>
+      <w:r>
+        <w:rPr/>
+        <w:t xml:space="preserve"> plantilla 3: se coloca de pie, en el centro de la tapa, el símbolo de la campaña como un señalizador. Por detrás dice «Para: ti · De: Dios».</w:t>
+      </w:r>
+    </w:p>
+    <w:p>
+      <w:pPr>
+        <w:pStyle w:val="Ttulo2"/>
+        <w:pageBreakBefore/>
+        <w:pBdr>
+          <w:bottom w:val="single" w:sz="12" w:space="6" w:color="EE712A"/>
+        </w:pBdr>
+      </w:pPr>
+      <w:bookmarkStart w:id="12" w:name="_Toc000012"/>
+      <w:r>
+        <w:rPr>
+          <w:b/>
+          <w:bCs/>
+          <w:color w:val="C4531A"/>
+        </w:rPr>
+        <w:t xml:space="preserve">Lunes 14 dic</w:t>
+      </w:r>
+      <w:r>
+        <w:rPr>
+          <w:color w:val="5D6B71"/>
+          <w:sz w:val="22"/>
+          <w:szCs w:val="22"/>
+        </w:rPr>
+        <w:t xml:space="preserve">   Palabra de Dios y símbolo</w:t>
+      </w:r>
+      <w:bookmarkEnd w:id="12"/>
+    </w:p>
+    <w:p>
+      <w:pPr>
+        <w:pStyle w:val="Rito"/>
+        <w:pBdr>
+          <w:left w:val="single" w:sz="24" w:space="10" w:color="EE712A"/>
+        </w:pBdr>
+        <w:shd w:val="clear" w:color="auto" w:fill="FDEDE3"/>
+      </w:pPr>
+      <w:r>
+        <w:rPr>
+          <w:b/>
+          <w:bCs/>
+          <w:caps/>
+          <w:color w:val="C4531A"/>
+          <w:spacing w:val="10"/>
+          <w:sz w:val="18"/>
+          <w:szCs w:val="18"/>
+        </w:rPr>
+        <w:t xml:space="preserve">Inicio  </w:t>
+      </w:r>
+      <w:r>
+        <w:rPr/>
+        <w:t xml:space="preserve">En el nombre del Padre, del Hijo y del Espíritu Santo. Amén.</w:t>
+      </w:r>
+    </w:p>
+    <w:p>
+      <w:pPr>
+        <w:pStyle w:val="Apartado"/>
+      </w:pPr>
+      <w:r>
+        <w:rPr>
+          <w:b/>
+          <w:bCs/>
+          <w:color w:val="C4531A"/>
+        </w:rPr>
+        <w:t xml:space="preserve">Introducción</w:t>
+      </w:r>
+    </w:p>
+    <w:p>
+      <w:pPr>
+        <w:pStyle w:val="Cuerpo"/>
+      </w:pPr>
+      <w:r>
+        <w:rPr/>
+        <w:t xml:space="preserve">«Ayer fue un domingo muy alegre, que se llama Gaudete, que quiere decir «alegraos». Por eso la tercera vela es rosa. ¡Y hoy ponemos sobre nuestra caja una señal naranja, uno de los colores de nuestro colegio, para que todos sepan dónde está el regalo!». Se coloca de pie, sobre la tapa, el símbolo de la campaña (plantilla 3).</w:t>
+      </w:r>
+    </w:p>
+    <w:p>
+      <w:pPr>
+        <w:pStyle w:val="Apartado"/>
+      </w:pPr>
+      <w:r>
+        <w:rPr>
+          <w:b/>
+          <w:bCs/>
+          <w:color w:val="C4531A"/>
+        </w:rPr>
+        <w:t xml:space="preserve">Contenido</w:t>
+      </w:r>
+    </w:p>
+    <w:p>
+      <w:pPr>
+        <w:pStyle w:val="Cuerpo"/>
+      </w:pPr>
+      <w:r>
+        <w:rPr/>
+        <w:t xml:space="preserve">«Juan el Bautista le decía a la gente: «Jesús ya está aquí, en medio de vosotros, ¡pero no lo conocéis!». Era como jugar al escondite: Jesús estaba muy cerca y la gente no se daba cuenta».</w:t>
+      </w:r>
+    </w:p>
+    <w:p>
+      <w:pPr>
+        <w:pStyle w:val="Apartado"/>
+      </w:pPr>
+      <w:r>
+        <w:rPr>
+          <w:b/>
+          <w:bCs/>
+          <w:color w:val="C4531A"/>
+        </w:rPr>
+        <w:t xml:space="preserve">Reflexión</w:t>
+      </w:r>
+    </w:p>
+    <w:p>
+      <w:pPr>
+        <w:pStyle w:val="Cuerpo"/>
+      </w:pPr>
+      <w:r>
+        <w:rPr/>
+        <w:t xml:space="preserve">¿Dónde está Jesús? ¡Aquí, en medio de nosotros! Está cuando nos queremos, cuando jugamos juntos y cuando cuidamos al que está triste. Miramos al compañero de al lado y le sonreímos: Jesús también está en él.</w:t>
       </w:r>
     </w:p>
     <w:p>
@@ -3168,134 +3286,8 @@
         </w:numPr>
       </w:pPr>
       <w:r>
-        <w:rPr>
-          <w:b/>
-          <w:bCs/>
-          <w:color w:val="C4531A"/>
-        </w:rPr>
-        <w:t xml:space="preserve">Caja abatible (propuesta C): </w:t>
-      </w:r>
-      <w:r>
-        <w:rPr/>
-        <w:t xml:space="preserve"> se ata en cruz una cinta de raso naranja de verdad (2,5 cm de ancho, un metro por clase) con una lazada.</w:t>
-      </w:r>
-    </w:p>
-    <w:p>
-      <w:pPr>
-        <w:pStyle w:val="Ttulo2"/>
-        <w:pageBreakBefore/>
-        <w:pBdr>
-          <w:bottom w:val="single" w:sz="12" w:space="6" w:color="EE712A"/>
-        </w:pBdr>
-      </w:pPr>
-      <w:bookmarkStart w:id="12" w:name="_Toc000012"/>
-      <w:r>
-        <w:rPr>
-          <w:b/>
-          <w:bCs/>
-          <w:color w:val="C4531A"/>
-        </w:rPr>
-        <w:t xml:space="preserve">Lunes 14 dic</w:t>
-      </w:r>
-      <w:r>
-        <w:rPr>
-          <w:color w:val="5D6B71"/>
-          <w:sz w:val="22"/>
-          <w:szCs w:val="22"/>
-        </w:rPr>
-        <w:t xml:space="preserve">   Palabra de Dios y símbolo</w:t>
-      </w:r>
-      <w:bookmarkEnd w:id="12"/>
-    </w:p>
-    <w:p>
-      <w:pPr>
-        <w:pStyle w:val="Rito"/>
-        <w:pBdr>
-          <w:left w:val="single" w:sz="24" w:space="10" w:color="EE712A"/>
-        </w:pBdr>
-        <w:shd w:val="clear" w:color="auto" w:fill="FDEDE3"/>
-      </w:pPr>
-      <w:r>
-        <w:rPr>
-          <w:b/>
-          <w:bCs/>
-          <w:caps/>
-          <w:color w:val="C4531A"/>
-          <w:spacing w:val="10"/>
-          <w:sz w:val="18"/>
-          <w:szCs w:val="18"/>
-        </w:rPr>
-        <w:t xml:space="preserve">Inicio  </w:t>
-      </w:r>
-      <w:r>
-        <w:rPr/>
-        <w:t xml:space="preserve">En el nombre del Padre, del Hijo y del Espíritu Santo. Amén.</w:t>
-      </w:r>
-    </w:p>
-    <w:p>
-      <w:pPr>
-        <w:pStyle w:val="Apartado"/>
-      </w:pPr>
-      <w:r>
-        <w:rPr>
-          <w:b/>
-          <w:bCs/>
-          <w:color w:val="C4531A"/>
-        </w:rPr>
-        <w:t xml:space="preserve">Introducción</w:t>
-      </w:r>
-    </w:p>
-    <w:p>
-      <w:pPr>
-        <w:pStyle w:val="Cuerpo"/>
-      </w:pPr>
-      <w:r>
-        <w:rPr/>
-        <w:t xml:space="preserve">«Ayer fue un domingo muy alegre, que se llama Gaudete, que quiere decir «alegraos». Por eso la tercera vela es rosa. ¡Y hoy nuestra caja se pone un lazo naranja, uno de los colores de nuestro colegio!». Se pegan las tiras, el lazo y el nudo cúbico de la plantilla 3.</w:t>
-      </w:r>
-    </w:p>
-    <w:p>
-      <w:pPr>
-        <w:pStyle w:val="Apartado"/>
-      </w:pPr>
-      <w:r>
-        <w:rPr>
-          <w:b/>
-          <w:bCs/>
-          <w:color w:val="C4531A"/>
-        </w:rPr>
-        <w:t xml:space="preserve">Contenido</w:t>
-      </w:r>
-    </w:p>
-    <w:p>
-      <w:pPr>
-        <w:pStyle w:val="Cuerpo"/>
-      </w:pPr>
-      <w:r>
-        <w:rPr/>
-        <w:t xml:space="preserve">«Juan el Bautista le decía a la gente: «Jesús ya está aquí, en medio de vosotros, ¡pero no lo conocéis!». Era como jugar al escondite: Jesús estaba muy cerca y la gente no se daba cuenta».</w:t>
-      </w:r>
-    </w:p>
-    <w:p>
-      <w:pPr>
-        <w:pStyle w:val="Apartado"/>
-      </w:pPr>
-      <w:r>
-        <w:rPr>
-          <w:b/>
-          <w:bCs/>
-          <w:color w:val="C4531A"/>
-        </w:rPr>
-        <w:t xml:space="preserve">Reflexión</w:t>
-      </w:r>
-    </w:p>
-    <w:p>
-      <w:pPr>
-        <w:pStyle w:val="Cuerpo"/>
-      </w:pPr>
-      <w:r>
-        <w:rPr/>
-        <w:t xml:space="preserve">¿Dónde está Jesús? ¡Aquí, en medio de nosotros! Está cuando nos queremos, cuando jugamos juntos y cuando cuidamos al que está triste. Miramos al compañero de al lado y le sonreímos: Jesús también está en él.</w:t>
+        <w:rPr/>
+        <w:t xml:space="preserve">¿Para qué sirve una señal como esta? (Para encontrar algo, para saber dónde está).</w:t>
       </w:r>
     </w:p>
     <w:p>
@@ -3308,20 +3300,7 @@
       </w:pPr>
       <w:r>
         <w:rPr/>
-        <w:t xml:space="preserve">¿Para qué sirve un lazo? (Para atar, para unir).</w:t>
-      </w:r>
-    </w:p>
-    <w:p>
-      <w:pPr>
-        <w:pStyle w:val="Lista"/>
-        <w:numPr>
-          <w:ilvl w:val="0"/>
-          <w:numId w:val="1"/>
-        </w:numPr>
-      </w:pPr>
-      <w:r>
-        <w:rPr/>
-        <w:t xml:space="preserve">¿Qué nos une a los de esta clase?</w:t>
+        <w:t xml:space="preserve">¿Dónde está Jesús en esta clase?</w:t>
       </w:r>
     </w:p>
     <w:p>
@@ -3343,7 +3322,7 @@
       </w:pPr>
       <w:r>
         <w:rPr/>
-        <w:t xml:space="preserve">Nos damos la mano en corro, como un lazo. «Jesús, tú estás en medio de nosotros. Gracias por mis amigos». Padrenuestro.</w:t>
+        <w:t xml:space="preserve">Nos damos la mano en corro alrededor de la caja. «Jesús, tú estás en medio de nosotros. Gracias por mis amigos». Padrenuestro.</w:t>
       </w:r>
     </w:p>
     <w:p>
@@ -4100,7 +4079,7 @@
       </w:pPr>
       <w:r>
         <w:rPr/>
-        <w:t xml:space="preserve">Nos sentamos en corro alrededor de la caja con su lazo. Cada niño que quiera dice: «Gracias, Jesús, por [nombre de un compañero], porque…». La maestra se asegura de que todos sean nombrados al menos una vez.</w:t>
+        <w:t xml:space="preserve">Nos sentamos en corro alrededor de la caja con su señal. Cada niño que quiera dice: «Gracias, Jesús, por [nombre de un compañero], porque…». La maestra se asegura de que todos sean nombrados al menos una vez.</w:t>
       </w:r>
     </w:p>
     <w:p>
@@ -4182,7 +4161,7 @@
       </w:pPr>
       <w:r>
         <w:rPr/>
-        <w:t xml:space="preserve">Padrenuestro, cogidos de la mano como un lazo.</w:t>
+        <w:t xml:space="preserve">Padrenuestro, cogidos de la mano.</w:t>
       </w:r>
     </w:p>
     <w:p>
@@ -4351,7 +4330,7 @@
       </w:r>
       <w:r>
         <w:rPr/>
-        <w:t xml:space="preserve">dos propuestas; cada clase elige una:</w:t>
+        <w:t xml:space="preserve">igual en los dos modelos (ver la pestaña «Símbolo»):</w:t>
       </w:r>
     </w:p>
     <w:p>
@@ -4368,32 +4347,11 @@
           <w:bCs/>
           <w:color w:val="9A7400"/>
         </w:rPr>
-        <w:t xml:space="preserve">Caja cúbica (propuestas A y B): </w:t>
-      </w:r>
-      <w:r>
-        <w:rPr/>
-        <w:t xml:space="preserve"> plantilla 4: la tarjeta «Para: ti · De: Dios» se cuelga del lazo.</w:t>
-      </w:r>
-    </w:p>
-    <w:p>
-      <w:pPr>
-        <w:pStyle w:val="Lista"/>
-        <w:numPr>
-          <w:ilvl w:val="0"/>
-          <w:numId w:val="1"/>
-        </w:numPr>
-      </w:pPr>
-      <w:r>
-        <w:rPr>
-          <w:b/>
-          <w:bCs/>
-          <w:color w:val="9A7400"/>
-        </w:rPr>
-        <w:t xml:space="preserve">Caja abatible (propuesta C): </w:t>
-      </w:r>
-      <w:r>
-        <w:rPr/>
-        <w:t xml:space="preserve"> la tarjeta de la lámina 2 se ata al lazo; por detrás, la clase escribe sus compromisos para Navidad.</w:t>
+        <w:t xml:space="preserve">En los dos modelos: </w:t>
+      </w:r>
+      <w:r>
+        <w:rPr/>
+        <w:t xml:space="preserve"> plantilla 4: cada alumno escribe en su tarjeta su nombre («¡Presente!») y, por detrás, su compromiso, y la deja dentro de la caja. Se vuelve a cerrar.</w:t>
       </w:r>
     </w:p>
     <w:p>
@@ -4467,7 +4425,7 @@
       </w:pPr>
       <w:r>
         <w:rPr/>
-        <w:t xml:space="preserve">«Encendemos la cuarta vela: ¡ya están todas! Y a nuestra caja le falta lo último: la tarjeta. ¿Qué pondrá?». Se cuelga del lazo la tarjeta grande de la plantilla 4 y se lee en voz alta: «Para: ti. De: Dios». ¡El regalo es para nosotros!</w:t>
+        <w:t xml:space="preserve">«Encendemos la cuarta vela: ¡ya están todas! ¿Sabéis qué pone detrás de nuestra señal?». Se gira el símbolo y se lee en voz alta: «Para: ti. De: Dios». ¡El regalo es para nosotros!</w:t>
       </w:r>
     </w:p>
     <w:p>
@@ -4511,7 +4469,7 @@
       </w:pPr>
       <w:r>
         <w:rPr/>
-        <w:t xml:space="preserve">María dijo «¡Presente!» a Dios. Si lo desea, la maestra entrega a cada niño una tarjeta pequeña con su nombre en «Para». Nos ponemos de pie, abrimos los brazos y decimos juntos: «¡Aquí estoy!».</w:t>
+        <w:t xml:space="preserve">María dijo «¡Presente!» a Dios. La maestra entrega a cada niño su tarjeta con su nombre (plantilla 4); por detrás puede dibujar algo bueno que hará. Cada uno la deja dentro de la caja diciendo «¡Presente!». Nos ponemos de pie, abrimos los brazos y decimos juntos: «¡Aquí estoy!».</w:t>
       </w:r>
     </w:p>
     <w:p>
@@ -5627,7 +5585,7 @@
       </w:pPr>
       <w:r>
         <w:rPr/>
-        <w:t xml:space="preserve">«¡Buenos días! Hoy estamos en la casa de Jesús. Hemos traído nuestra caja de regalo: ya tiene su papel y su lazo naranja. Todavía no sabemos qué hay dentro. Pero hoy, en la misa, Jesús viene de verdad a estar con nosotros. ¡Vamos a recibirle con alegría!».</w:t>
+        <w:t xml:space="preserve">«¡Buenos días! Hoy estamos en la casa de Jesús. Hemos traído nuestra caja de regalo: ya está cerrada y tiene su señal naranja. Todavía no sabemos qué hay dentro. Pero hoy, en la misa, Jesús viene de verdad a estar con nosotros. ¡Vamos a recibirle con alegría!».</w:t>
       </w:r>
     </w:p>
     <w:p>
@@ -6188,7 +6146,7 @@
       </w:pPr>
       <w:r>
         <w:rPr/>
-        <w:t xml:space="preserve">Cogidos de la mano, como el lazo de nuestra caja.</w:t>
+        <w:t xml:space="preserve">Cogidos de la mano.</w:t>
       </w:r>
     </w:p>
     <w:p>
